--- a/assets/scripts/competence&piv.v2.docx
+++ b/assets/scripts/competence&piv.v2.docx
@@ -387,11 +387,14 @@
         </w:rPr>
       </w:pPr>
       <w:r>
-        <w:rPr>
-          <w:lang w:val="en-GB"/>
-        </w:rPr>
         <w:lastRenderedPageBreak/>
-        <w:t>I am now in the last quartile of my second year. This year was an opportunity to work on areas I did not have the most experience in yet. I started to focus on specific electives and chose roles within projects and courses that allowed me to work on weaknesses. I also chose to describe my development less as five separate expertise areas and more as a set of competences that connect across them. A prototype is not only Technology &amp; Realisation. It can also be a way to test assumptions, communicate a story, create an aesthetic experience or show value to stakeholders. The four competences below describe the clearest parts of my development this year.</w:t>
+        <w:t>I am now in the last quartile of my second year. After my first year, I felt most confident in hands-on making, technical experimentation and physical prototyping, but less developed in research depth, visual communication, stakeholder value and designing from perspectives outside my own. This year I focused on electives and project roles that could help me develop those weaker areas. I also chose to describe my development less as five separate expertise areas and more as a set of competences that connect across them.</w:t>
+      </w:r>
+      <w:r>
+        <w:rPr>
+          <w:lang w:val="en-GB"/>
+        </w:rPr>
+        <w:t xml:space="preserve"> A prototype is not only Technology &amp; Realisation. It can also be a way to test assumptions, communicate a story, create an aesthetic experience or show value to stakeholders. The four competences below describe the clearest parts of my development this year.</w:t>
       </w:r>
     </w:p>
     <w:p>
@@ -1164,12 +1167,12 @@
       <w:pPr>
         <w:jc w:val="both"/>
         <w:rPr>
-          <w:lang w:val="en-GB"/>
-        </w:rPr>
-      </w:pPr>
-      <w:r>
-        <w:rPr>
-          <w:lang w:val="en-GB"/>
+          <w:lang w:val="en-NL"/>
+        </w:rPr>
+      </w:pPr>
+      <w:r>
+        <w:rPr>
+          <w:lang w:val="en-NL"/>
         </w:rPr>
         <w:t xml:space="preserve">For the rest of this year, my main focus is finishing my current courses properly and using them to keep developing the points I mentioned. </w:t>
       </w:r>
@@ -1177,13 +1180,13 @@
         <w:rPr>
           <w:i/>
           <w:iCs/>
-          <w:lang w:val="en-GB"/>
+          <w:lang w:val="en-NL"/>
         </w:rPr>
         <w:t>Intercultural Design</w:t>
       </w:r>
       <w:r>
         <w:rPr>
-          <w:lang w:val="en-GB"/>
+          <w:lang w:val="en-NL"/>
         </w:rPr>
         <w:t xml:space="preserve"> helps me look beyond my own assumptions and understand how culture and context influence design. </w:t>
       </w:r>
@@ -1191,13 +1194,13 @@
         <w:rPr>
           <w:i/>
           <w:iCs/>
-          <w:lang w:val="en-GB"/>
+          <w:lang w:val="en-NL"/>
         </w:rPr>
         <w:t>Engineering for People</w:t>
       </w:r>
       <w:r>
         <w:rPr>
-          <w:lang w:val="en-GB"/>
+          <w:lang w:val="en-NL"/>
         </w:rPr>
         <w:t xml:space="preserve"> is especially relevant because it is multidisciplinary. Working with students from different programmes gives me the chance to practise being the industrial designer in a team of specialists. PI&amp;V will help me keep reflecting on where I am going as a designer and how I can communicate that more clearly.</w:t>
       </w:r>
@@ -1205,96 +1208,123 @@
     <w:p>
       <w:pPr>
         <w:jc w:val="both"/>
-      </w:pPr>
-      <w:r>
-        <w:t xml:space="preserve">Next year, I am planning to do an internship before starting my BEP. I am mainly looking for a place that combines hands-on product development with health, movement, accessibility, interaction or technical prototyping. </w:t>
-      </w:r>
-      <w:r>
-        <w:t>The company S</w:t>
-      </w:r>
-      <w:r>
-        <w:t xml:space="preserve">mart Floor, for example, interests me because it connects physical interaction, movement analysis, data and ageing. That direction fits my identity because I want to work close to materials, users, technical systems and the human body. </w:t>
-      </w:r>
-      <w:r>
+        <w:rPr>
+          <w:lang w:val="en-NL"/>
+        </w:rPr>
+      </w:pPr>
+      <w:r>
+        <w:rPr>
+          <w:lang w:val="en-NL"/>
+        </w:rPr>
+        <w:t xml:space="preserve">Next year, I am planning to do an internship before starting my BEP. I am mainly looking for a place that combines hands-on product development with health, movement, accessibility, interaction or technical prototyping. Smart Floor, for example, interests me because it connects physical interaction, movement analysis, data and ageing. That direction fits my identity because I want to work close to materials, users, technical systems and the human body. It also fits my vision, </w:t>
+      </w:r>
+      <w:r>
+        <w:rPr>
+          <w:lang w:val="en-NL"/>
+        </w:rPr>
         <w:lastRenderedPageBreak/>
-        <w:t>It also fits my vision, because I am interested in products and systems that translate technical or bodily complexity into something understandable and human.</w:t>
-      </w:r>
-    </w:p>
-    <w:p>
-      <w:pPr>
-        <w:jc w:val="both"/>
-        <w:rPr>
-          <w:lang w:val="en-GB"/>
-        </w:rPr>
-      </w:pPr>
-      <w:r>
-        <w:rPr>
-          <w:lang w:val="en-GB"/>
-        </w:rPr>
-        <w:t xml:space="preserve">Until now, most of my design work has happened within university projects. An internship would give me a more realistic view of how a design company </w:t>
-      </w:r>
-      <w:r>
-        <w:rPr>
-          <w:lang w:val="en-GB"/>
-        </w:rPr>
-        <w:t xml:space="preserve">actually </w:t>
-      </w:r>
-      <w:r>
-        <w:rPr>
-          <w:lang w:val="en-GB"/>
-        </w:rPr>
-        <w:t xml:space="preserve">works, what is expected from a designer, and how projects are handled in a professional context. I also want to learn from people with </w:t>
-      </w:r>
-      <w:r>
-        <w:rPr>
-          <w:lang w:val="en-GB"/>
-        </w:rPr>
-        <w:t xml:space="preserve">vastly </w:t>
-      </w:r>
-      <w:r>
-        <w:rPr>
-          <w:lang w:val="en-GB"/>
-        </w:rPr>
-        <w:t>more experience in specific areas, because that is one of the ways I develop fastest.</w:t>
-      </w:r>
-      <w:r>
-        <w:rPr>
-          <w:lang w:val="en-GB"/>
-        </w:rPr>
-        <w:t xml:space="preserve"> </w:t>
-      </w:r>
-    </w:p>
-    <w:p>
-      <w:pPr>
-        <w:jc w:val="both"/>
-        <w:rPr>
-          <w:lang w:val="en-GB"/>
-        </w:rPr>
-      </w:pPr>
-      <w:r>
-        <w:rPr>
-          <w:lang w:val="en-GB"/>
-        </w:rPr>
-        <w:t xml:space="preserve">The internship would also be a good place to work on my main development points: documenting my process more clearly, staying longer in the research and framing phase before moving into making, and explaining the value of a concept for users, clients and organisations. By the time I start my BEP, I want to have a clearer sense of what kind of professional design context fits me best, and how I can use my strengths </w:t>
-      </w:r>
-      <w:r>
-        <w:rPr>
-          <w:lang w:val="en-GB"/>
-        </w:rPr>
-        <w:t>in that final bachelor project</w:t>
-      </w:r>
-      <w:r>
-        <w:rPr>
-          <w:lang w:val="en-GB"/>
+        <w:t>because I am interested in products and systems that translate technical or bodily complexity into something understandable and human.</w:t>
+      </w:r>
+    </w:p>
+    <w:p>
+      <w:pPr>
+        <w:jc w:val="both"/>
+        <w:rPr>
+          <w:lang w:val="en-NL"/>
+        </w:rPr>
+      </w:pPr>
+      <w:r>
+        <w:rPr>
+          <w:lang w:val="en-NL"/>
+        </w:rPr>
+        <w:t xml:space="preserve">During my internship, I want to work on three specific goals. First, I want to improve how I document and explain design decisions while a project is still developing, instead of </w:t>
+      </w:r>
+      <w:r>
+        <w:rPr>
+          <w:lang w:val="en-NL"/>
+        </w:rPr>
+        <w:t>compiling the process retroactively</w:t>
+      </w:r>
+      <w:r>
+        <w:rPr>
+          <w:lang w:val="en-NL"/>
+        </w:rPr>
+        <w:t>. Second, I want to become better at staying in the research and framing phase for longer</w:t>
+      </w:r>
+      <w:r>
+        <w:rPr>
+          <w:lang w:val="en-NL"/>
+        </w:rPr>
+        <w:t>. I can do this by</w:t>
+      </w:r>
+      <w:r>
+        <w:rPr>
+          <w:lang w:val="en-NL"/>
+        </w:rPr>
+        <w:t xml:space="preserve"> testing assumptions before moving into making</w:t>
+      </w:r>
+      <w:r>
+        <w:rPr>
+          <w:lang w:val="en-NL"/>
+        </w:rPr>
+        <w:t xml:space="preserve"> and testing already developed ideas, even if that means scrapping the idea</w:t>
+      </w:r>
+      <w:r>
+        <w:rPr>
+          <w:lang w:val="en-NL"/>
         </w:rPr>
         <w:t>.</w:t>
       </w:r>
-    </w:p>
-    <w:p>
-      <w:pPr>
-        <w:jc w:val="both"/>
-        <w:rPr>
-          <w:lang w:val="en-GB"/>
+      <w:r>
+        <w:rPr>
+          <w:lang w:val="en-NL"/>
+        </w:rPr>
+        <w:t xml:space="preserve"> Third, I want to continue practising how to explain the value of a concept more concretely. This means relaying the importance of specific elements to the user, to the client and to the organization that would have to implement it. </w:t>
+      </w:r>
+    </w:p>
+    <w:p>
+      <w:pPr>
+        <w:jc w:val="both"/>
+        <w:rPr>
+          <w:lang w:val="en-NL"/>
+        </w:rPr>
+      </w:pPr>
+      <w:r>
+        <w:rPr>
+          <w:lang w:val="en-NL"/>
+        </w:rPr>
+        <w:t>To make these goals measurable, I want to leave the internship with at least one clearly documented project case, one example where research changed the design direction</w:t>
+      </w:r>
+      <w:r>
+        <w:rPr>
+          <w:lang w:val="en-NL"/>
+        </w:rPr>
+        <w:t xml:space="preserve"> even after the general research phase</w:t>
+      </w:r>
+      <w:r>
+        <w:rPr>
+          <w:lang w:val="en-NL"/>
+        </w:rPr>
+        <w:t xml:space="preserve">, and one </w:t>
+      </w:r>
+      <w:r>
+        <w:rPr>
+          <w:lang w:val="en-NL"/>
+        </w:rPr>
+        <w:t>strong presentation/document</w:t>
+      </w:r>
+      <w:r>
+        <w:rPr>
+          <w:lang w:val="en-NL"/>
+        </w:rPr>
+        <w:t xml:space="preserve"> of a concept’s value proposition. By the time I start my BEP, I want to have a clearer sense of what kind of professional design context fits me best, and how I can use my strengths in that final bachelor project.</w:t>
+      </w:r>
+    </w:p>
+    <w:p>
+      <w:pPr>
+        <w:jc w:val="both"/>
+        <w:rPr>
+          <w:lang w:val="en-NL"/>
         </w:rPr>
       </w:pPr>
     </w:p>
